--- a/pr17_Pavlov/Отчет_3пр .docx
+++ b/pr17_Pavlov/Отчет_3пр .docx
@@ -446,6 +446,7 @@
           <w:rFonts w:ascii="Times New Roman" w:eastAsia="Times New Roman" w:hAnsi="Times New Roman" w:cs="Times New Roman"/>
           <w:sz w:val="28"/>
           <w:szCs w:val="28"/>
+          <w:lang w:val="ru-RU"/>
         </w:rPr>
       </w:pPr>
       <w:r>
@@ -471,6 +472,7 @@
           <w:rFonts w:ascii="Times New Roman" w:eastAsia="Times New Roman" w:hAnsi="Times New Roman" w:cs="Times New Roman"/>
           <w:sz w:val="28"/>
           <w:szCs w:val="28"/>
+          <w:lang w:val="ru-RU"/>
         </w:rPr>
         <w:t>3</w:t>
       </w:r>
@@ -756,7 +758,7 @@
               <w:lang w:eastAsia="ru-RU"/>
             </w:rPr>
           </w:pPr>
-          <w:hyperlink w:anchor="_Toc118960339" w:history="1">
+          <w:hyperlink w:anchor="_Toc241228078" w:history="1">
             <w:r>
               <w:rPr>
                 <w:rStyle w:val="a5"/>
@@ -771,7 +773,26 @@
                 <w:b/>
                 <w:noProof/>
               </w:rPr>
-              <w:t>Задание №1 Мобильное приложение «Дневник тренировок»</w:t>
+              <w:t>Задание №1 Мобильное приложение «</w:t>
+            </w:r>
+            <w:r>
+              <w:rPr>
+                <w:rStyle w:val="a5"/>
+                <w:rFonts w:cs="Times New Roman"/>
+                <w:b/>
+                <w:noProof/>
+                <w:lang w:val="en-US"/>
+              </w:rPr>
+              <w:t>Crimenal</w:t>
+            </w:r>
+            <w:r>
+              <w:rPr>
+                <w:rStyle w:val="a5"/>
+                <w:rFonts w:cs="Times New Roman"/>
+                <w:b/>
+                <w:noProof/>
+              </w:rPr>
+              <w:t>»</w:t>
             </w:r>
             <w:r>
               <w:rPr>
@@ -792,7 +813,7 @@
                 <w:noProof/>
                 <w:webHidden/>
               </w:rPr>
-              <w:instrText xml:space="preserve"> PAGEREF _Toc118960339 \h </w:instrText>
+              <w:instrText xml:space="preserve"> PAGEREF _Toc241228078 \h </w:instrText>
             </w:r>
             <w:r>
               <w:rPr>
@@ -837,7 +858,7 @@
               <w:lang w:eastAsia="ru-RU"/>
             </w:rPr>
           </w:pPr>
-          <w:hyperlink w:anchor="_Toc118960340" w:history="1">
+          <w:hyperlink w:anchor="_Toc241228079" w:history="1">
             <w:r>
               <w:rPr>
                 <w:rStyle w:val="a5"/>
@@ -882,7 +903,7 @@
                 <w:noProof/>
                 <w:webHidden/>
               </w:rPr>
-              <w:instrText xml:space="preserve"> PAGEREF _Toc118960340 \h </w:instrText>
+              <w:instrText xml:space="preserve"> PAGEREF _Toc241228079 \h </w:instrText>
             </w:r>
             <w:r>
               <w:rPr>
@@ -927,7 +948,7 @@
               <w:lang w:eastAsia="ru-RU"/>
             </w:rPr>
           </w:pPr>
-          <w:hyperlink w:anchor="_Toc118960341" w:history="1">
+          <w:hyperlink w:anchor="_Toc241228080" w:history="1">
             <w:r>
               <w:rPr>
                 <w:rStyle w:val="a5"/>
@@ -951,7 +972,7 @@
                 <w:rFonts w:cs="Times New Roman"/>
                 <w:noProof/>
               </w:rPr>
-              <w:t>Структура проекта</w:t>
+              <w:t>Описание разработанных функций</w:t>
             </w:r>
             <w:r>
               <w:rPr>
@@ -972,7 +993,7 @@
                 <w:noProof/>
                 <w:webHidden/>
               </w:rPr>
-              <w:instrText xml:space="preserve"> PAGEREF _Toc118960341 \h </w:instrText>
+              <w:instrText xml:space="preserve"> PAGEREF _Toc241228080 \h </w:instrText>
             </w:r>
             <w:r>
               <w:rPr>
@@ -992,7 +1013,367 @@
                 <w:noProof/>
                 <w:webHidden/>
               </w:rPr>
-              <w:t>3</w:t>
+              <w:t>5</w:t>
+            </w:r>
+            <w:r>
+              <w:rPr>
+                <w:noProof/>
+                <w:webHidden/>
+              </w:rPr>
+              <w:fldChar w:fldCharType="end"/>
+            </w:r>
+          </w:hyperlink>
+        </w:p>
+        <w:p>
+          <w:pPr>
+            <w:pStyle w:val="21"/>
+            <w:tabs>
+              <w:tab w:val="left" w:pos="880"/>
+              <w:tab w:val="right" w:leader="dot" w:pos="9345"/>
+            </w:tabs>
+            <w:rPr>
+              <w:rFonts w:asciiTheme="minorHAnsi" w:eastAsiaTheme="minorEastAsia" w:hAnsiTheme="minorHAnsi"/>
+              <w:noProof/>
+              <w:sz w:val="22"/>
+              <w:lang w:eastAsia="ru-RU"/>
+            </w:rPr>
+          </w:pPr>
+          <w:hyperlink w:anchor="_Toc241228081" w:history="1">
+            <w:r>
+              <w:rPr>
+                <w:rStyle w:val="a5"/>
+                <w:rFonts w:cs="Times New Roman"/>
+                <w:noProof/>
+              </w:rPr>
+              <w:t>1.3</w:t>
+            </w:r>
+            <w:r>
+              <w:rPr>
+                <w:rFonts w:asciiTheme="minorHAnsi" w:eastAsiaTheme="minorEastAsia" w:hAnsiTheme="minorHAnsi"/>
+                <w:noProof/>
+                <w:sz w:val="22"/>
+                <w:lang w:eastAsia="ru-RU"/>
+              </w:rPr>
+              <w:tab/>
+            </w:r>
+            <w:r>
+              <w:rPr>
+                <w:rStyle w:val="a5"/>
+                <w:rFonts w:cs="Times New Roman"/>
+                <w:noProof/>
+              </w:rPr>
+              <w:t>Используемые библиотеки</w:t>
+            </w:r>
+            <w:r>
+              <w:rPr>
+                <w:noProof/>
+                <w:webHidden/>
+              </w:rPr>
+              <w:tab/>
+            </w:r>
+            <w:r>
+              <w:rPr>
+                <w:noProof/>
+                <w:webHidden/>
+              </w:rPr>
+              <w:fldChar w:fldCharType="begin"/>
+            </w:r>
+            <w:r>
+              <w:rPr>
+                <w:noProof/>
+                <w:webHidden/>
+              </w:rPr>
+              <w:instrText xml:space="preserve"> PAGEREF _Toc241228081 \h </w:instrText>
+            </w:r>
+            <w:r>
+              <w:rPr>
+                <w:noProof/>
+                <w:webHidden/>
+              </w:rPr>
+            </w:r>
+            <w:r>
+              <w:rPr>
+                <w:noProof/>
+                <w:webHidden/>
+              </w:rPr>
+              <w:fldChar w:fldCharType="separate"/>
+            </w:r>
+            <w:r>
+              <w:rPr>
+                <w:noProof/>
+                <w:webHidden/>
+              </w:rPr>
+              <w:t>6</w:t>
+            </w:r>
+            <w:r>
+              <w:rPr>
+                <w:noProof/>
+                <w:webHidden/>
+              </w:rPr>
+              <w:fldChar w:fldCharType="end"/>
+            </w:r>
+          </w:hyperlink>
+        </w:p>
+        <w:p>
+          <w:pPr>
+            <w:pStyle w:val="21"/>
+            <w:tabs>
+              <w:tab w:val="left" w:pos="880"/>
+              <w:tab w:val="right" w:leader="dot" w:pos="9345"/>
+            </w:tabs>
+            <w:rPr>
+              <w:rFonts w:asciiTheme="minorHAnsi" w:eastAsiaTheme="minorEastAsia" w:hAnsiTheme="minorHAnsi"/>
+              <w:noProof/>
+              <w:sz w:val="22"/>
+              <w:lang w:eastAsia="ru-RU"/>
+            </w:rPr>
+          </w:pPr>
+          <w:hyperlink w:anchor="_Toc241228082" w:history="1">
+            <w:r>
+              <w:rPr>
+                <w:rStyle w:val="a5"/>
+                <w:rFonts w:cs="Times New Roman"/>
+                <w:noProof/>
+              </w:rPr>
+              <w:t>1.4</w:t>
+            </w:r>
+            <w:r>
+              <w:rPr>
+                <w:rFonts w:asciiTheme="minorHAnsi" w:eastAsiaTheme="minorEastAsia" w:hAnsiTheme="minorHAnsi"/>
+                <w:noProof/>
+                <w:sz w:val="22"/>
+                <w:lang w:eastAsia="ru-RU"/>
+              </w:rPr>
+              <w:tab/>
+            </w:r>
+            <w:r>
+              <w:rPr>
+                <w:rStyle w:val="a5"/>
+                <w:rFonts w:cs="Times New Roman"/>
+                <w:noProof/>
+              </w:rPr>
+              <w:t>Тестовые случаи</w:t>
+            </w:r>
+            <w:r>
+              <w:rPr>
+                <w:noProof/>
+                <w:webHidden/>
+              </w:rPr>
+              <w:tab/>
+            </w:r>
+            <w:r>
+              <w:rPr>
+                <w:noProof/>
+                <w:webHidden/>
+              </w:rPr>
+              <w:fldChar w:fldCharType="begin"/>
+            </w:r>
+            <w:r>
+              <w:rPr>
+                <w:noProof/>
+                <w:webHidden/>
+              </w:rPr>
+              <w:instrText xml:space="preserve"> PAGEREF _Toc241228082 \h </w:instrText>
+            </w:r>
+            <w:r>
+              <w:rPr>
+                <w:noProof/>
+                <w:webHidden/>
+              </w:rPr>
+            </w:r>
+            <w:r>
+              <w:rPr>
+                <w:noProof/>
+                <w:webHidden/>
+              </w:rPr>
+              <w:fldChar w:fldCharType="separate"/>
+            </w:r>
+            <w:r>
+              <w:rPr>
+                <w:noProof/>
+                <w:webHidden/>
+              </w:rPr>
+              <w:t>6</w:t>
+            </w:r>
+            <w:r>
+              <w:rPr>
+                <w:noProof/>
+                <w:webHidden/>
+              </w:rPr>
+              <w:fldChar w:fldCharType="end"/>
+            </w:r>
+          </w:hyperlink>
+        </w:p>
+        <w:p>
+          <w:pPr>
+            <w:pStyle w:val="21"/>
+            <w:tabs>
+              <w:tab w:val="left" w:pos="880"/>
+              <w:tab w:val="right" w:leader="dot" w:pos="9345"/>
+            </w:tabs>
+            <w:rPr>
+              <w:rFonts w:asciiTheme="minorHAnsi" w:eastAsiaTheme="minorEastAsia" w:hAnsiTheme="minorHAnsi"/>
+              <w:noProof/>
+              <w:sz w:val="22"/>
+              <w:lang w:eastAsia="ru-RU"/>
+            </w:rPr>
+          </w:pPr>
+          <w:hyperlink w:anchor="_Toc241228083" w:history="1">
+            <w:r>
+              <w:rPr>
+                <w:rStyle w:val="a5"/>
+                <w:rFonts w:cs="Times New Roman"/>
+                <w:noProof/>
+              </w:rPr>
+              <w:t>1.5</w:t>
+            </w:r>
+            <w:r>
+              <w:rPr>
+                <w:rFonts w:asciiTheme="minorHAnsi" w:eastAsiaTheme="minorEastAsia" w:hAnsiTheme="minorHAnsi"/>
+                <w:noProof/>
+                <w:sz w:val="22"/>
+                <w:lang w:eastAsia="ru-RU"/>
+              </w:rPr>
+              <w:tab/>
+            </w:r>
+            <w:r>
+              <w:rPr>
+                <w:rStyle w:val="a5"/>
+                <w:rFonts w:cs="Times New Roman"/>
+                <w:noProof/>
+              </w:rPr>
+              <w:t>Используемые инструменты</w:t>
+            </w:r>
+            <w:r>
+              <w:rPr>
+                <w:noProof/>
+                <w:webHidden/>
+              </w:rPr>
+              <w:tab/>
+            </w:r>
+            <w:r>
+              <w:rPr>
+                <w:noProof/>
+                <w:webHidden/>
+              </w:rPr>
+              <w:fldChar w:fldCharType="begin"/>
+            </w:r>
+            <w:r>
+              <w:rPr>
+                <w:noProof/>
+                <w:webHidden/>
+              </w:rPr>
+              <w:instrText xml:space="preserve"> PAGEREF _Toc241228083 \h </w:instrText>
+            </w:r>
+            <w:r>
+              <w:rPr>
+                <w:noProof/>
+                <w:webHidden/>
+              </w:rPr>
+            </w:r>
+            <w:r>
+              <w:rPr>
+                <w:noProof/>
+                <w:webHidden/>
+              </w:rPr>
+              <w:fldChar w:fldCharType="separate"/>
+            </w:r>
+            <w:r>
+              <w:rPr>
+                <w:noProof/>
+                <w:webHidden/>
+              </w:rPr>
+              <w:t>7</w:t>
+            </w:r>
+            <w:r>
+              <w:rPr>
+                <w:noProof/>
+                <w:webHidden/>
+              </w:rPr>
+              <w:fldChar w:fldCharType="end"/>
+            </w:r>
+          </w:hyperlink>
+        </w:p>
+        <w:p>
+          <w:pPr>
+            <w:pStyle w:val="21"/>
+            <w:tabs>
+              <w:tab w:val="left" w:pos="880"/>
+              <w:tab w:val="right" w:leader="dot" w:pos="9345"/>
+            </w:tabs>
+            <w:rPr>
+              <w:rFonts w:asciiTheme="minorHAnsi" w:eastAsiaTheme="minorEastAsia" w:hAnsiTheme="minorHAnsi"/>
+              <w:noProof/>
+              <w:sz w:val="22"/>
+              <w:lang w:eastAsia="ru-RU"/>
+            </w:rPr>
+          </w:pPr>
+          <w:hyperlink w:anchor="_Toc241228084" w:history="1">
+            <w:r>
+              <w:rPr>
+                <w:rStyle w:val="a5"/>
+                <w:rFonts w:cs="Times New Roman"/>
+                <w:noProof/>
+              </w:rPr>
+              <w:t>1.6</w:t>
+            </w:r>
+            <w:r>
+              <w:rPr>
+                <w:rFonts w:asciiTheme="minorHAnsi" w:eastAsiaTheme="minorEastAsia" w:hAnsiTheme="minorHAnsi"/>
+                <w:noProof/>
+                <w:sz w:val="22"/>
+                <w:lang w:eastAsia="ru-RU"/>
+              </w:rPr>
+              <w:tab/>
+            </w:r>
+            <w:r>
+              <w:rPr>
+                <w:rStyle w:val="a5"/>
+                <w:rFonts w:cs="Times New Roman"/>
+                <w:noProof/>
+              </w:rPr>
+              <w:t>Описание пользовательского интерфейса</w:t>
+            </w:r>
+            <w:r>
+              <w:rPr>
+                <w:noProof/>
+                <w:webHidden/>
+              </w:rPr>
+              <w:tab/>
+            </w:r>
+            <w:r>
+              <w:rPr>
+                <w:noProof/>
+                <w:webHidden/>
+              </w:rPr>
+              <w:fldChar w:fldCharType="begin"/>
+            </w:r>
+            <w:r>
+              <w:rPr>
+                <w:noProof/>
+                <w:webHidden/>
+              </w:rPr>
+              <w:instrText xml:space="preserve"> PAGEREF _Toc241228084 \h </w:instrText>
+            </w:r>
+            <w:r>
+              <w:rPr>
+                <w:noProof/>
+                <w:webHidden/>
+              </w:rPr>
+            </w:r>
+            <w:r>
+              <w:rPr>
+                <w:noProof/>
+                <w:webHidden/>
+              </w:rPr>
+              <w:fldChar w:fldCharType="separate"/>
+            </w:r>
+            <w:r>
+              <w:rPr>
+                <w:noProof/>
+                <w:webHidden/>
+              </w:rPr>
+              <w:t>7</w:t>
             </w:r>
             <w:r>
               <w:rPr>
@@ -1016,14 +1397,14 @@
               <w:lang w:eastAsia="ru-RU"/>
             </w:rPr>
           </w:pPr>
-          <w:hyperlink w:anchor="_Toc118960342" w:history="1">
+          <w:hyperlink w:anchor="_Toc241228085" w:history="1">
             <w:r>
               <w:rPr>
                 <w:rStyle w:val="a5"/>
                 <w:rFonts w:cs="Times New Roman"/>
                 <w:noProof/>
               </w:rPr>
-              <w:t>1.3 Описание разработанных функций</w:t>
+              <w:t>1.9 Приложение (pr screen экранов)</w:t>
             </w:r>
             <w:r>
               <w:rPr>
@@ -1044,7 +1425,7 @@
                 <w:noProof/>
                 <w:webHidden/>
               </w:rPr>
-              <w:instrText xml:space="preserve"> PAGEREF _Toc118960342 \h </w:instrText>
+              <w:instrText xml:space="preserve"> PAGEREF _Toc241228085 \h </w:instrText>
             </w:r>
             <w:r>
               <w:rPr>
@@ -1064,439 +1445,7 @@
                 <w:noProof/>
                 <w:webHidden/>
               </w:rPr>
-              <w:t>3</w:t>
-            </w:r>
-            <w:r>
-              <w:rPr>
-                <w:noProof/>
-                <w:webHidden/>
-              </w:rPr>
-              <w:fldChar w:fldCharType="end"/>
-            </w:r>
-          </w:hyperlink>
-        </w:p>
-        <w:p>
-          <w:pPr>
-            <w:pStyle w:val="21"/>
-            <w:tabs>
-              <w:tab w:val="right" w:leader="dot" w:pos="9345"/>
-            </w:tabs>
-            <w:rPr>
-              <w:rFonts w:asciiTheme="minorHAnsi" w:eastAsiaTheme="minorEastAsia" w:hAnsiTheme="minorHAnsi"/>
-              <w:noProof/>
-              <w:sz w:val="22"/>
-              <w:lang w:eastAsia="ru-RU"/>
-            </w:rPr>
-          </w:pPr>
-          <w:hyperlink w:anchor="_Toc118960343" w:history="1">
-            <w:r>
-              <w:rPr>
-                <w:rStyle w:val="a5"/>
-                <w:rFonts w:cs="Times New Roman"/>
-                <w:noProof/>
-              </w:rPr>
-              <w:t>1.4 Алгоритм решения</w:t>
-            </w:r>
-            <w:r>
-              <w:rPr>
-                <w:noProof/>
-                <w:webHidden/>
-              </w:rPr>
-              <w:tab/>
-            </w:r>
-            <w:r>
-              <w:rPr>
-                <w:noProof/>
-                <w:webHidden/>
-              </w:rPr>
-              <w:fldChar w:fldCharType="begin"/>
-            </w:r>
-            <w:r>
-              <w:rPr>
-                <w:noProof/>
-                <w:webHidden/>
-              </w:rPr>
-              <w:instrText xml:space="preserve"> PAGEREF _Toc118960343 \h </w:instrText>
-            </w:r>
-            <w:r>
-              <w:rPr>
-                <w:noProof/>
-                <w:webHidden/>
-              </w:rPr>
-            </w:r>
-            <w:r>
-              <w:rPr>
-                <w:noProof/>
-                <w:webHidden/>
-              </w:rPr>
-              <w:fldChar w:fldCharType="separate"/>
-            </w:r>
-            <w:r>
-              <w:rPr>
-                <w:noProof/>
-                <w:webHidden/>
-              </w:rPr>
-              <w:t>3</w:t>
-            </w:r>
-            <w:r>
-              <w:rPr>
-                <w:noProof/>
-                <w:webHidden/>
-              </w:rPr>
-              <w:fldChar w:fldCharType="end"/>
-            </w:r>
-          </w:hyperlink>
-        </w:p>
-        <w:p>
-          <w:pPr>
-            <w:pStyle w:val="21"/>
-            <w:tabs>
-              <w:tab w:val="right" w:leader="dot" w:pos="9345"/>
-            </w:tabs>
-            <w:rPr>
-              <w:rFonts w:asciiTheme="minorHAnsi" w:eastAsiaTheme="minorEastAsia" w:hAnsiTheme="minorHAnsi"/>
-              <w:noProof/>
-              <w:sz w:val="22"/>
-              <w:lang w:eastAsia="ru-RU"/>
-            </w:rPr>
-          </w:pPr>
-          <w:hyperlink w:anchor="_Toc118960344" w:history="1">
-            <w:r>
-              <w:rPr>
-                <w:rStyle w:val="a5"/>
-                <w:rFonts w:cs="Times New Roman"/>
-                <w:noProof/>
-              </w:rPr>
-              <w:t>1.5 Используемые библиотеки</w:t>
-            </w:r>
-            <w:r>
-              <w:rPr>
-                <w:noProof/>
-                <w:webHidden/>
-              </w:rPr>
-              <w:tab/>
-            </w:r>
-            <w:r>
-              <w:rPr>
-                <w:noProof/>
-                <w:webHidden/>
-              </w:rPr>
-              <w:fldChar w:fldCharType="begin"/>
-            </w:r>
-            <w:r>
-              <w:rPr>
-                <w:noProof/>
-                <w:webHidden/>
-              </w:rPr>
-              <w:instrText xml:space="preserve"> PAGEREF _Toc118960344 \h </w:instrText>
-            </w:r>
-            <w:r>
-              <w:rPr>
-                <w:noProof/>
-                <w:webHidden/>
-              </w:rPr>
-            </w:r>
-            <w:r>
-              <w:rPr>
-                <w:noProof/>
-                <w:webHidden/>
-              </w:rPr>
-              <w:fldChar w:fldCharType="separate"/>
-            </w:r>
-            <w:r>
-              <w:rPr>
-                <w:noProof/>
-                <w:webHidden/>
-              </w:rPr>
-              <w:t>3</w:t>
-            </w:r>
-            <w:r>
-              <w:rPr>
-                <w:noProof/>
-                <w:webHidden/>
-              </w:rPr>
-              <w:fldChar w:fldCharType="end"/>
-            </w:r>
-          </w:hyperlink>
-        </w:p>
-        <w:p>
-          <w:pPr>
-            <w:pStyle w:val="21"/>
-            <w:tabs>
-              <w:tab w:val="right" w:leader="dot" w:pos="9345"/>
-            </w:tabs>
-            <w:rPr>
-              <w:rFonts w:asciiTheme="minorHAnsi" w:eastAsiaTheme="minorEastAsia" w:hAnsiTheme="minorHAnsi"/>
-              <w:noProof/>
-              <w:sz w:val="22"/>
-              <w:lang w:eastAsia="ru-RU"/>
-            </w:rPr>
-          </w:pPr>
-          <w:hyperlink w:anchor="_Toc118960345" w:history="1">
-            <w:r>
-              <w:rPr>
-                <w:rStyle w:val="a5"/>
-                <w:rFonts w:cs="Times New Roman"/>
-                <w:noProof/>
-              </w:rPr>
-              <w:t>1.6 Тестовые случаи</w:t>
-            </w:r>
-            <w:r>
-              <w:rPr>
-                <w:noProof/>
-                <w:webHidden/>
-              </w:rPr>
-              <w:tab/>
-            </w:r>
-            <w:r>
-              <w:rPr>
-                <w:noProof/>
-                <w:webHidden/>
-              </w:rPr>
-              <w:fldChar w:fldCharType="begin"/>
-            </w:r>
-            <w:r>
-              <w:rPr>
-                <w:noProof/>
-                <w:webHidden/>
-              </w:rPr>
-              <w:instrText xml:space="preserve"> PAGEREF _Toc118960345 \h </w:instrText>
-            </w:r>
-            <w:r>
-              <w:rPr>
-                <w:noProof/>
-                <w:webHidden/>
-              </w:rPr>
-            </w:r>
-            <w:r>
-              <w:rPr>
-                <w:noProof/>
-                <w:webHidden/>
-              </w:rPr>
-              <w:fldChar w:fldCharType="separate"/>
-            </w:r>
-            <w:r>
-              <w:rPr>
-                <w:noProof/>
-                <w:webHidden/>
-              </w:rPr>
-              <w:t>3</w:t>
-            </w:r>
-            <w:r>
-              <w:rPr>
-                <w:noProof/>
-                <w:webHidden/>
-              </w:rPr>
-              <w:fldChar w:fldCharType="end"/>
-            </w:r>
-          </w:hyperlink>
-        </w:p>
-        <w:p>
-          <w:pPr>
-            <w:pStyle w:val="21"/>
-            <w:tabs>
-              <w:tab w:val="right" w:leader="dot" w:pos="9345"/>
-            </w:tabs>
-            <w:rPr>
-              <w:rFonts w:asciiTheme="minorHAnsi" w:eastAsiaTheme="minorEastAsia" w:hAnsiTheme="minorHAnsi"/>
-              <w:noProof/>
-              <w:sz w:val="22"/>
-              <w:lang w:eastAsia="ru-RU"/>
-            </w:rPr>
-          </w:pPr>
-          <w:hyperlink w:anchor="_Toc118960346" w:history="1">
-            <w:r>
-              <w:rPr>
-                <w:rStyle w:val="a5"/>
-                <w:rFonts w:cs="Times New Roman"/>
-                <w:noProof/>
-              </w:rPr>
-              <w:t>1.7 Используемые инструменты</w:t>
-            </w:r>
-            <w:r>
-              <w:rPr>
-                <w:noProof/>
-                <w:webHidden/>
-              </w:rPr>
-              <w:tab/>
-            </w:r>
-            <w:r>
-              <w:rPr>
-                <w:noProof/>
-                <w:webHidden/>
-              </w:rPr>
-              <w:fldChar w:fldCharType="begin"/>
-            </w:r>
-            <w:r>
-              <w:rPr>
-                <w:noProof/>
-                <w:webHidden/>
-              </w:rPr>
-              <w:instrText xml:space="preserve"> PAGEREF _Toc118960346 \h </w:instrText>
-            </w:r>
-            <w:r>
-              <w:rPr>
-                <w:noProof/>
-                <w:webHidden/>
-              </w:rPr>
-            </w:r>
-            <w:r>
-              <w:rPr>
-                <w:noProof/>
-                <w:webHidden/>
-              </w:rPr>
-              <w:fldChar w:fldCharType="separate"/>
-            </w:r>
-            <w:r>
-              <w:rPr>
-                <w:noProof/>
-                <w:webHidden/>
-              </w:rPr>
-              <w:t>3</w:t>
-            </w:r>
-            <w:r>
-              <w:rPr>
-                <w:noProof/>
-                <w:webHidden/>
-              </w:rPr>
-              <w:fldChar w:fldCharType="end"/>
-            </w:r>
-          </w:hyperlink>
-        </w:p>
-        <w:p>
-          <w:pPr>
-            <w:pStyle w:val="21"/>
-            <w:tabs>
-              <w:tab w:val="right" w:leader="dot" w:pos="9345"/>
-            </w:tabs>
-            <w:rPr>
-              <w:rFonts w:asciiTheme="minorHAnsi" w:eastAsiaTheme="minorEastAsia" w:hAnsiTheme="minorHAnsi"/>
-              <w:noProof/>
-              <w:sz w:val="22"/>
-              <w:lang w:eastAsia="ru-RU"/>
-            </w:rPr>
-          </w:pPr>
-          <w:hyperlink w:anchor="_Toc118960347" w:history="1">
-            <w:r>
-              <w:rPr>
-                <w:rStyle w:val="a5"/>
-                <w:rFonts w:cs="Times New Roman"/>
-                <w:noProof/>
-              </w:rPr>
-              <w:t>1.8 Описание пользовательского интерфейса</w:t>
-            </w:r>
-            <w:r>
-              <w:rPr>
-                <w:noProof/>
-                <w:webHidden/>
-              </w:rPr>
-              <w:tab/>
-            </w:r>
-            <w:r>
-              <w:rPr>
-                <w:noProof/>
-                <w:webHidden/>
-              </w:rPr>
-              <w:fldChar w:fldCharType="begin"/>
-            </w:r>
-            <w:r>
-              <w:rPr>
-                <w:noProof/>
-                <w:webHidden/>
-              </w:rPr>
-              <w:instrText xml:space="preserve"> PAGEREF _Toc118960347 \h </w:instrText>
-            </w:r>
-            <w:r>
-              <w:rPr>
-                <w:noProof/>
-                <w:webHidden/>
-              </w:rPr>
-            </w:r>
-            <w:r>
-              <w:rPr>
-                <w:noProof/>
-                <w:webHidden/>
-              </w:rPr>
-              <w:fldChar w:fldCharType="separate"/>
-            </w:r>
-            <w:r>
-              <w:rPr>
-                <w:noProof/>
-                <w:webHidden/>
-              </w:rPr>
-              <w:t>3</w:t>
-            </w:r>
-            <w:r>
-              <w:rPr>
-                <w:noProof/>
-                <w:webHidden/>
-              </w:rPr>
-              <w:fldChar w:fldCharType="end"/>
-            </w:r>
-          </w:hyperlink>
-        </w:p>
-        <w:p>
-          <w:pPr>
-            <w:pStyle w:val="21"/>
-            <w:tabs>
-              <w:tab w:val="right" w:leader="dot" w:pos="9345"/>
-            </w:tabs>
-            <w:rPr>
-              <w:rFonts w:asciiTheme="minorHAnsi" w:eastAsiaTheme="minorEastAsia" w:hAnsiTheme="minorHAnsi"/>
-              <w:noProof/>
-              <w:sz w:val="22"/>
-              <w:lang w:eastAsia="ru-RU"/>
-            </w:rPr>
-          </w:pPr>
-          <w:hyperlink w:anchor="_Toc118960348" w:history="1">
-            <w:r>
-              <w:rPr>
-                <w:rStyle w:val="a5"/>
-                <w:rFonts w:cs="Times New Roman"/>
-                <w:noProof/>
-              </w:rPr>
-              <w:t>1.9 Приложение (pr screen экранов)</w:t>
-            </w:r>
-            <w:r>
-              <w:rPr>
-                <w:noProof/>
-                <w:webHidden/>
-              </w:rPr>
-              <w:tab/>
-            </w:r>
-            <w:r>
-              <w:rPr>
-                <w:noProof/>
-                <w:webHidden/>
-              </w:rPr>
-              <w:fldChar w:fldCharType="begin"/>
-            </w:r>
-            <w:r>
-              <w:rPr>
-                <w:noProof/>
-                <w:webHidden/>
-              </w:rPr>
-              <w:instrText xml:space="preserve"> PAGEREF _Toc118960348 \h </w:instrText>
-            </w:r>
-            <w:r>
-              <w:rPr>
-                <w:noProof/>
-                <w:webHidden/>
-              </w:rPr>
-            </w:r>
-            <w:r>
-              <w:rPr>
-                <w:noProof/>
-                <w:webHidden/>
-              </w:rPr>
-              <w:fldChar w:fldCharType="separate"/>
-            </w:r>
-            <w:r>
-              <w:rPr>
-                <w:noProof/>
-                <w:webHidden/>
-              </w:rPr>
-              <w:t>3</w:t>
+              <w:t>7</w:t>
             </w:r>
             <w:r>
               <w:rPr>
@@ -1568,7 +1517,7 @@
           <w:szCs w:val="28"/>
         </w:rPr>
       </w:pPr>
-      <w:bookmarkStart w:id="0" w:name="_Toc118960339"/>
+      <w:bookmarkStart w:id="0" w:name="_Toc241228078"/>
       <w:r>
         <w:rPr>
           <w:sz w:val="28"/>
@@ -1654,7 +1603,7 @@
           <w:lang w:val="ru-RU"/>
         </w:rPr>
       </w:pPr>
-      <w:bookmarkStart w:id="1" w:name="_Toc118960340"/>
+      <w:bookmarkStart w:id="1" w:name="_Toc241228079"/>
       <w:r>
         <w:rPr>
           <w:rFonts w:ascii="Times New Roman" w:hAnsi="Times New Roman" w:cs="Times New Roman"/>
@@ -1669,144 +1618,145 @@
     </w:p>
     <w:p>
       <w:pPr>
-        <w:pStyle w:val="2"/>
-        <w:spacing w:line="360" w:lineRule="auto"/>
-        <w:ind w:left="480"/>
-        <w:jc w:val="both"/>
-        <w:rPr>
-          <w:rFonts w:ascii="Times New Roman" w:hAnsi="Times New Roman" w:cs="Times New Roman"/>
-          <w:color w:val="auto"/>
-          <w:sz w:val="28"/>
-          <w:szCs w:val="28"/>
-          <w:lang w:val="ru-RU"/>
-        </w:rPr>
+        <w:pStyle w:val="a3"/>
       </w:pPr>
-      <w:bookmarkStart w:id="2" w:name="_Toc118960341"/>
       <w:r>
-        <w:rPr>
-          <w:rFonts w:ascii="Times New Roman" w:hAnsi="Times New Roman" w:cs="Times New Roman"/>
-          <w:color w:val="1F1F1F"/>
-          <w:sz w:val="28"/>
-          <w:szCs w:val="28"/>
-          <w:shd w:val="clear" w:color="auto" w:fill="FFFFFF"/>
-          <w:lang w:val="ru-RU"/>
-        </w:rPr>
-        <w:t>1.Открыть приложение из практической 17 (</w:t>
+        <w:t xml:space="preserve">1.Открыть </w:t>
       </w:r>
       <w:proofErr w:type="spellStart"/>
       <w:r>
-        <w:rPr>
-          <w:rFonts w:ascii="Times New Roman" w:hAnsi="Times New Roman" w:cs="Times New Roman"/>
-          <w:color w:val="1F1F1F"/>
-          <w:sz w:val="28"/>
-          <w:szCs w:val="28"/>
-          <w:shd w:val="clear" w:color="auto" w:fill="FFFFFF"/>
-        </w:rPr>
+        <w:t>приложение</w:t>
+      </w:r>
+      <w:proofErr w:type="spellEnd"/>
+      <w:r>
+        <w:t xml:space="preserve"> </w:t>
+      </w:r>
+      <w:proofErr w:type="spellStart"/>
+      <w:r>
+        <w:t>из</w:t>
+      </w:r>
+      <w:proofErr w:type="spellEnd"/>
+      <w:r>
+        <w:t xml:space="preserve"> </w:t>
+      </w:r>
+      <w:proofErr w:type="spellStart"/>
+      <w:r>
+        <w:t>практической</w:t>
+      </w:r>
+      <w:proofErr w:type="spellEnd"/>
+      <w:r>
+        <w:t xml:space="preserve"> 17 (</w:t>
+      </w:r>
+      <w:proofErr w:type="spellStart"/>
+      <w:r>
         <w:t>crimenal</w:t>
       </w:r>
       <w:proofErr w:type="spellEnd"/>
       <w:r>
-        <w:rPr>
-          <w:rFonts w:ascii="Times New Roman" w:hAnsi="Times New Roman" w:cs="Times New Roman"/>
-          <w:color w:val="1F1F1F"/>
-          <w:sz w:val="28"/>
-          <w:szCs w:val="28"/>
-          <w:shd w:val="clear" w:color="auto" w:fill="FFFFFF"/>
-          <w:lang w:val="ru-RU"/>
-        </w:rPr>
         <w:t>)</w:t>
       </w:r>
       <w:r>
-        <w:rPr>
-          <w:rFonts w:ascii="Times New Roman" w:hAnsi="Times New Roman" w:cs="Times New Roman"/>
-          <w:color w:val="1F1F1F"/>
-          <w:sz w:val="28"/>
-          <w:szCs w:val="28"/>
-          <w:lang w:val="ru-RU"/>
-        </w:rPr>
         <w:br/>
-      </w:r>
-      <w:r>
-        <w:rPr>
-          <w:rFonts w:ascii="Times New Roman" w:hAnsi="Times New Roman" w:cs="Times New Roman"/>
-          <w:color w:val="1F1F1F"/>
-          <w:sz w:val="28"/>
-          <w:szCs w:val="28"/>
-          <w:shd w:val="clear" w:color="auto" w:fill="FFFFFF"/>
-          <w:lang w:val="ru-RU"/>
-        </w:rPr>
-        <w:t>2.</w:t>
-      </w:r>
-      <w:r>
-        <w:rPr>
-          <w:rFonts w:ascii="Times New Roman" w:hAnsi="Times New Roman" w:cs="Times New Roman"/>
-          <w:color w:val="1F1F1F"/>
-          <w:sz w:val="28"/>
-          <w:szCs w:val="28"/>
-          <w:shd w:val="clear" w:color="auto" w:fill="FFFFFF"/>
-        </w:rPr>
-        <w:t>C</w:t>
+        <w:t xml:space="preserve">2.Cоздать </w:t>
       </w:r>
       <w:proofErr w:type="spellStart"/>
       <w:r>
-        <w:rPr>
-          <w:rFonts w:ascii="Times New Roman" w:hAnsi="Times New Roman" w:cs="Times New Roman"/>
-          <w:color w:val="1F1F1F"/>
-          <w:sz w:val="28"/>
-          <w:szCs w:val="28"/>
-          <w:shd w:val="clear" w:color="auto" w:fill="FFFFFF"/>
-          <w:lang w:val="ru-RU"/>
-        </w:rPr>
-        <w:t>оздать</w:t>
+        <w:t>функциональное</w:t>
       </w:r>
       <w:proofErr w:type="spellEnd"/>
       <w:r>
-        <w:rPr>
-          <w:rFonts w:ascii="Times New Roman" w:hAnsi="Times New Roman" w:cs="Times New Roman"/>
-          <w:color w:val="1F1F1F"/>
-          <w:sz w:val="28"/>
-          <w:szCs w:val="28"/>
-          <w:shd w:val="clear" w:color="auto" w:fill="FFFFFF"/>
-          <w:lang w:val="ru-RU"/>
-        </w:rPr>
-        <w:t xml:space="preserve"> функциональное приложение по макету (по рис. в практической), используя фрагменты и неявные </w:t>
+        <w:t xml:space="preserve"> </w:t>
+      </w:r>
+      <w:proofErr w:type="spellStart"/>
+      <w:r>
+        <w:t>приложение</w:t>
+      </w:r>
+      <w:proofErr w:type="spellEnd"/>
+      <w:r>
+        <w:t xml:space="preserve"> </w:t>
+      </w:r>
+      <w:proofErr w:type="spellStart"/>
+      <w:r>
+        <w:t>по</w:t>
+      </w:r>
+      <w:proofErr w:type="spellEnd"/>
+      <w:r>
+        <w:t xml:space="preserve"> </w:t>
+      </w:r>
+      <w:proofErr w:type="spellStart"/>
+      <w:r>
+        <w:t>макету</w:t>
+      </w:r>
+      <w:proofErr w:type="spellEnd"/>
+      <w:r>
+        <w:t xml:space="preserve"> (</w:t>
+      </w:r>
+      <w:proofErr w:type="spellStart"/>
+      <w:r>
+        <w:t>по</w:t>
+      </w:r>
+      <w:proofErr w:type="spellEnd"/>
+      <w:r>
+        <w:t xml:space="preserve"> </w:t>
+      </w:r>
+      <w:proofErr w:type="spellStart"/>
+      <w:r>
+        <w:t>рис</w:t>
+      </w:r>
+      <w:proofErr w:type="spellEnd"/>
+      <w:r>
+        <w:t xml:space="preserve">. в </w:t>
+      </w:r>
+      <w:proofErr w:type="spellStart"/>
+      <w:r>
+        <w:t>практической</w:t>
+      </w:r>
+      <w:proofErr w:type="spellEnd"/>
+      <w:r>
+        <w:t xml:space="preserve">), </w:t>
+      </w:r>
+      <w:proofErr w:type="spellStart"/>
+      <w:r>
+        <w:t>используя</w:t>
+      </w:r>
+      <w:proofErr w:type="spellEnd"/>
+      <w:r>
+        <w:t xml:space="preserve"> </w:t>
+      </w:r>
+      <w:proofErr w:type="spellStart"/>
+      <w:r>
+        <w:t>фрагменты</w:t>
+      </w:r>
+      <w:proofErr w:type="spellEnd"/>
+      <w:r>
+        <w:t xml:space="preserve"> и </w:t>
+      </w:r>
+      <w:proofErr w:type="spellStart"/>
+      <w:r>
+        <w:t>неявные</w:t>
+      </w:r>
+      <w:proofErr w:type="spellEnd"/>
+      <w:r>
+        <w:t xml:space="preserve"> </w:t>
       </w:r>
       <w:proofErr w:type="spellStart"/>
       <w:proofErr w:type="gramStart"/>
       <w:r>
-        <w:rPr>
-          <w:rFonts w:ascii="Times New Roman" w:hAnsi="Times New Roman" w:cs="Times New Roman"/>
-          <w:color w:val="1F1F1F"/>
-          <w:sz w:val="28"/>
-          <w:szCs w:val="28"/>
-          <w:shd w:val="clear" w:color="auto" w:fill="FFFFFF"/>
-          <w:lang w:val="ru-RU"/>
-        </w:rPr>
         <w:t>интенты.</w:t>
       </w:r>
       <w:r>
-        <w:rPr>
-          <w:rFonts w:ascii="Times New Roman" w:hAnsi="Times New Roman" w:cs="Times New Roman"/>
-          <w:color w:val="auto"/>
-          <w:sz w:val="28"/>
-          <w:szCs w:val="28"/>
-          <w:lang w:val="ru-RU"/>
-        </w:rPr>
         <w:t>Структура</w:t>
       </w:r>
       <w:proofErr w:type="spellEnd"/>
       <w:proofErr w:type="gramEnd"/>
       <w:r>
-        <w:rPr>
-          <w:rFonts w:ascii="Times New Roman" w:hAnsi="Times New Roman" w:cs="Times New Roman"/>
-          <w:color w:val="auto"/>
-          <w:sz w:val="28"/>
-          <w:szCs w:val="28"/>
-          <w:lang w:val="ru-RU"/>
-        </w:rPr>
-        <w:t xml:space="preserve"> проекта</w:t>
+        <w:t xml:space="preserve"> </w:t>
       </w:r>
-      <w:bookmarkEnd w:id="2"/>
+      <w:proofErr w:type="spellStart"/>
+      <w:r>
+        <w:t>проекта</w:t>
+      </w:r>
+      <w:proofErr w:type="spellEnd"/>
     </w:p>
     <w:p>
       <w:pPr>
@@ -1837,7 +1787,6 @@
       </w:pPr>
       <w:proofErr w:type="spellStart"/>
       <w:r>
-        <w:lastRenderedPageBreak/>
         <w:t>FragmentCrime</w:t>
       </w:r>
       <w:proofErr w:type="spellEnd"/>
@@ -1890,6 +1839,7 @@
       </w:r>
       <w:r>
         <w:rPr>
+          <w:noProof/>
           <w:lang w:val="ru-RU"/>
         </w:rPr>
         <w:drawing>
@@ -1937,6 +1887,7 @@
       </w:pPr>
       <w:r>
         <w:rPr>
+          <w:noProof/>
           <w:lang w:val="ru-RU"/>
         </w:rPr>
         <w:lastRenderedPageBreak/>
@@ -1981,6 +1932,9 @@
     <w:p/>
     <w:p>
       <w:r>
+        <w:rPr>
+          <w:noProof/>
+        </w:rPr>
         <w:lastRenderedPageBreak/>
         <w:drawing>
           <wp:inline distT="0" distB="0" distL="0" distR="0" wp14:anchorId="58F3A612" wp14:editId="1636ED43">
@@ -2041,7 +1995,7 @@
           <w:lang w:val="ru-RU"/>
         </w:rPr>
       </w:pPr>
-      <w:bookmarkStart w:id="3" w:name="_Toc118960342"/>
+      <w:bookmarkStart w:id="2" w:name="_Toc241228080"/>
       <w:r>
         <w:rPr>
           <w:rFonts w:ascii="Times New Roman" w:hAnsi="Times New Roman" w:cs="Times New Roman"/>
@@ -2052,8 +2006,7 @@
         </w:rPr>
         <w:t>Описание разработанных функций</w:t>
       </w:r>
-      <w:bookmarkStart w:id="4" w:name="_Toc118960343"/>
-      <w:bookmarkEnd w:id="3"/>
+      <w:bookmarkEnd w:id="2"/>
     </w:p>
     <w:p>
       <w:pPr>
@@ -2486,8 +2439,7 @@
           <w:lang w:val="ru-RU"/>
         </w:rPr>
       </w:pPr>
-      <w:bookmarkStart w:id="5" w:name="_Toc118960344"/>
-      <w:bookmarkEnd w:id="4"/>
+      <w:bookmarkStart w:id="3" w:name="_Toc241228081"/>
       <w:r>
         <w:rPr>
           <w:rFonts w:ascii="Times New Roman" w:hAnsi="Times New Roman" w:cs="Times New Roman"/>
@@ -2498,7 +2450,7 @@
         </w:rPr>
         <w:t>Используемые библиотеки</w:t>
       </w:r>
-      <w:bookmarkEnd w:id="5"/>
+      <w:bookmarkEnd w:id="3"/>
     </w:p>
     <w:p>
       <w:pPr>
@@ -2811,6 +2763,7 @@
               <w:rPr>
                 <w:sz w:val="22"/>
                 <w:szCs w:val="22"/>
+                <w:lang w:val="en-US"/>
               </w:rPr>
             </w:pPr>
             <w:proofErr w:type="gramStart"/>
@@ -2820,6 +2773,7 @@
                 <w:rFonts w:ascii="Times New Roman" w:hAnsi="Times New Roman" w:cs="Times New Roman"/>
                 <w:sz w:val="22"/>
                 <w:szCs w:val="22"/>
+                <w:lang w:val="en-US"/>
               </w:rPr>
               <w:t>com.google</w:t>
             </w:r>
@@ -2830,6 +2784,7 @@
                 <w:rFonts w:ascii="Times New Roman" w:hAnsi="Times New Roman" w:cs="Times New Roman"/>
                 <w:sz w:val="22"/>
                 <w:szCs w:val="22"/>
+                <w:lang w:val="en-US"/>
               </w:rPr>
               <w:t>.android.material:material:1.13.0</w:t>
             </w:r>
@@ -3043,6 +2998,7 @@
               <w:rPr>
                 <w:sz w:val="22"/>
                 <w:szCs w:val="22"/>
+                <w:lang w:val="en-US"/>
               </w:rPr>
             </w:pPr>
             <w:proofErr w:type="spellStart"/>
@@ -3052,6 +3008,7 @@
                 <w:rFonts w:ascii="Times New Roman" w:hAnsi="Times New Roman" w:cs="Times New Roman"/>
                 <w:sz w:val="22"/>
                 <w:szCs w:val="22"/>
+                <w:lang w:val="en-US"/>
               </w:rPr>
               <w:t>EditText</w:t>
             </w:r>
@@ -3060,42 +3017,43 @@
               <w:rPr>
                 <w:sz w:val="22"/>
                 <w:szCs w:val="22"/>
+                <w:lang w:val="en-US"/>
               </w:rPr>
               <w:t xml:space="preserve">, </w:t>
             </w:r>
-            <w:proofErr w:type="spellStart"/>
             <w:r>
               <w:rPr>
                 <w:rStyle w:val="HTML"/>
                 <w:rFonts w:ascii="Times New Roman" w:hAnsi="Times New Roman" w:cs="Times New Roman"/>
                 <w:sz w:val="22"/>
                 <w:szCs w:val="22"/>
+                <w:lang w:val="en-US"/>
               </w:rPr>
               <w:t>Spinner</w:t>
             </w:r>
-            <w:proofErr w:type="spellEnd"/>
             <w:r>
               <w:rPr>
                 <w:sz w:val="22"/>
                 <w:szCs w:val="22"/>
+                <w:lang w:val="en-US"/>
               </w:rPr>
               <w:t xml:space="preserve">, </w:t>
             </w:r>
-            <w:proofErr w:type="spellStart"/>
             <w:r>
               <w:rPr>
                 <w:rStyle w:val="HTML"/>
                 <w:rFonts w:ascii="Times New Roman" w:hAnsi="Times New Roman" w:cs="Times New Roman"/>
                 <w:sz w:val="22"/>
                 <w:szCs w:val="22"/>
+                <w:lang w:val="en-US"/>
               </w:rPr>
               <w:t>Button</w:t>
             </w:r>
-            <w:proofErr w:type="spellEnd"/>
             <w:r>
               <w:rPr>
                 <w:sz w:val="22"/>
                 <w:szCs w:val="22"/>
+                <w:lang w:val="en-US"/>
               </w:rPr>
               <w:t xml:space="preserve">, </w:t>
             </w:r>
@@ -3106,6 +3064,7 @@
                 <w:rFonts w:ascii="Times New Roman" w:hAnsi="Times New Roman" w:cs="Times New Roman"/>
                 <w:sz w:val="22"/>
                 <w:szCs w:val="22"/>
+                <w:lang w:val="en-US"/>
               </w:rPr>
               <w:t>ImageView</w:t>
             </w:r>
@@ -3114,6 +3073,7 @@
               <w:rPr>
                 <w:sz w:val="22"/>
                 <w:szCs w:val="22"/>
+                <w:lang w:val="en-US"/>
               </w:rPr>
               <w:t xml:space="preserve">, </w:t>
             </w:r>
@@ -3124,6 +3084,7 @@
                 <w:rFonts w:ascii="Times New Roman" w:hAnsi="Times New Roman" w:cs="Times New Roman"/>
                 <w:sz w:val="22"/>
                 <w:szCs w:val="22"/>
+                <w:lang w:val="en-US"/>
               </w:rPr>
               <w:t>TextView</w:t>
             </w:r>
@@ -3132,6 +3093,7 @@
               <w:rPr>
                 <w:sz w:val="22"/>
                 <w:szCs w:val="22"/>
+                <w:lang w:val="en-US"/>
               </w:rPr>
               <w:t xml:space="preserve">, </w:t>
             </w:r>
@@ -3142,6 +3104,7 @@
                 <w:rFonts w:ascii="Times New Roman" w:hAnsi="Times New Roman" w:cs="Times New Roman"/>
                 <w:sz w:val="22"/>
                 <w:szCs w:val="22"/>
+                <w:lang w:val="en-US"/>
               </w:rPr>
               <w:t>CheckBox</w:t>
             </w:r>
@@ -3220,7 +3183,7 @@
           <w:lang w:val="ru-RU"/>
         </w:rPr>
       </w:pPr>
-      <w:bookmarkStart w:id="6" w:name="_Toc118960345"/>
+      <w:bookmarkStart w:id="4" w:name="_Toc241228082"/>
       <w:r>
         <w:rPr>
           <w:rFonts w:ascii="Times New Roman" w:hAnsi="Times New Roman" w:cs="Times New Roman"/>
@@ -3231,7 +3194,7 @@
         </w:rPr>
         <w:t>Тестовые случаи</w:t>
       </w:r>
-      <w:bookmarkEnd w:id="6"/>
+      <w:bookmarkEnd w:id="4"/>
     </w:p>
     <w:tbl>
       <w:tblPr>
@@ -3750,6 +3713,7 @@
                 <w:iCs w:val="0"/>
                 <w:sz w:val="24"/>
                 <w:szCs w:val="24"/>
+                <w:lang w:val="ru-RU"/>
               </w:rPr>
             </w:pPr>
             <w:proofErr w:type="spellStart"/>
@@ -3773,80 +3737,9 @@
                 <w:iCs w:val="0"/>
                 <w:sz w:val="24"/>
                 <w:szCs w:val="24"/>
-              </w:rPr>
-              <w:t xml:space="preserve"> «</w:t>
-            </w:r>
-            <w:proofErr w:type="spellStart"/>
-            <w:r>
-              <w:rPr>
-                <w:rStyle w:val="ac"/>
-                <w:rFonts w:ascii="Times New Roman" w:hAnsi="Times New Roman" w:cs="Times New Roman"/>
-                <w:i w:val="0"/>
-                <w:iCs w:val="0"/>
-                <w:sz w:val="24"/>
-                <w:szCs w:val="24"/>
-              </w:rPr>
-              <w:t>Введите</w:t>
-            </w:r>
-            <w:proofErr w:type="spellEnd"/>
-            <w:r>
-              <w:rPr>
-                <w:rStyle w:val="ac"/>
-                <w:rFonts w:ascii="Times New Roman" w:hAnsi="Times New Roman" w:cs="Times New Roman"/>
-                <w:i w:val="0"/>
-                <w:iCs w:val="0"/>
-                <w:sz w:val="24"/>
-                <w:szCs w:val="24"/>
-              </w:rPr>
-              <w:t xml:space="preserve"> </w:t>
-            </w:r>
-            <w:proofErr w:type="spellStart"/>
-            <w:r>
-              <w:rPr>
-                <w:rStyle w:val="ac"/>
-                <w:rFonts w:ascii="Times New Roman" w:hAnsi="Times New Roman" w:cs="Times New Roman"/>
-                <w:i w:val="0"/>
-                <w:iCs w:val="0"/>
-                <w:sz w:val="24"/>
-                <w:szCs w:val="24"/>
-              </w:rPr>
-              <w:t>логин</w:t>
-            </w:r>
-            <w:proofErr w:type="spellEnd"/>
-            <w:r>
-              <w:rPr>
-                <w:rStyle w:val="ac"/>
-                <w:rFonts w:ascii="Times New Roman" w:hAnsi="Times New Roman" w:cs="Times New Roman"/>
-                <w:i w:val="0"/>
-                <w:iCs w:val="0"/>
-                <w:sz w:val="24"/>
-                <w:szCs w:val="24"/>
-              </w:rPr>
-              <w:t xml:space="preserve"> и </w:t>
-            </w:r>
-            <w:proofErr w:type="spellStart"/>
-            <w:r>
-              <w:rPr>
-                <w:rStyle w:val="ac"/>
-                <w:rFonts w:ascii="Times New Roman" w:hAnsi="Times New Roman" w:cs="Times New Roman"/>
-                <w:i w:val="0"/>
-                <w:iCs w:val="0"/>
-                <w:sz w:val="24"/>
-                <w:szCs w:val="24"/>
-              </w:rPr>
-              <w:t>пароль</w:t>
-            </w:r>
-            <w:proofErr w:type="spellEnd"/>
-            <w:r>
-              <w:rPr>
-                <w:rStyle w:val="ac"/>
-                <w:rFonts w:ascii="Times New Roman" w:hAnsi="Times New Roman" w:cs="Times New Roman"/>
-                <w:i w:val="0"/>
-                <w:iCs w:val="0"/>
-                <w:sz w:val="24"/>
-                <w:szCs w:val="24"/>
-              </w:rPr>
-              <w:t>»</w:t>
+                <w:lang w:val="ru-RU"/>
+              </w:rPr>
+              <w:t xml:space="preserve"> «Введите логин и пароль»</w:t>
             </w:r>
           </w:p>
         </w:tc>
@@ -4094,6 +3987,7 @@
                 <w:iCs w:val="0"/>
                 <w:sz w:val="24"/>
                 <w:szCs w:val="24"/>
+                <w:lang w:val="ru-RU"/>
               </w:rPr>
             </w:pPr>
             <w:proofErr w:type="spellStart"/>
@@ -4117,80 +4011,9 @@
                 <w:iCs w:val="0"/>
                 <w:sz w:val="24"/>
                 <w:szCs w:val="24"/>
-              </w:rPr>
-              <w:t xml:space="preserve"> «</w:t>
-            </w:r>
-            <w:proofErr w:type="spellStart"/>
-            <w:r>
-              <w:rPr>
-                <w:rStyle w:val="ac"/>
-                <w:rFonts w:ascii="Times New Roman" w:hAnsi="Times New Roman" w:cs="Times New Roman"/>
-                <w:i w:val="0"/>
-                <w:iCs w:val="0"/>
-                <w:sz w:val="24"/>
-                <w:szCs w:val="24"/>
-              </w:rPr>
-              <w:t>Введите</w:t>
-            </w:r>
-            <w:proofErr w:type="spellEnd"/>
-            <w:r>
-              <w:rPr>
-                <w:rStyle w:val="ac"/>
-                <w:rFonts w:ascii="Times New Roman" w:hAnsi="Times New Roman" w:cs="Times New Roman"/>
-                <w:i w:val="0"/>
-                <w:iCs w:val="0"/>
-                <w:sz w:val="24"/>
-                <w:szCs w:val="24"/>
-              </w:rPr>
-              <w:t xml:space="preserve"> </w:t>
-            </w:r>
-            <w:proofErr w:type="spellStart"/>
-            <w:r>
-              <w:rPr>
-                <w:rStyle w:val="ac"/>
-                <w:rFonts w:ascii="Times New Roman" w:hAnsi="Times New Roman" w:cs="Times New Roman"/>
-                <w:i w:val="0"/>
-                <w:iCs w:val="0"/>
-                <w:sz w:val="24"/>
-                <w:szCs w:val="24"/>
-              </w:rPr>
-              <w:t>логин</w:t>
-            </w:r>
-            <w:proofErr w:type="spellEnd"/>
-            <w:r>
-              <w:rPr>
-                <w:rStyle w:val="ac"/>
-                <w:rFonts w:ascii="Times New Roman" w:hAnsi="Times New Roman" w:cs="Times New Roman"/>
-                <w:i w:val="0"/>
-                <w:iCs w:val="0"/>
-                <w:sz w:val="24"/>
-                <w:szCs w:val="24"/>
-              </w:rPr>
-              <w:t xml:space="preserve"> и </w:t>
-            </w:r>
-            <w:proofErr w:type="spellStart"/>
-            <w:r>
-              <w:rPr>
-                <w:rStyle w:val="ac"/>
-                <w:rFonts w:ascii="Times New Roman" w:hAnsi="Times New Roman" w:cs="Times New Roman"/>
-                <w:i w:val="0"/>
-                <w:iCs w:val="0"/>
-                <w:sz w:val="24"/>
-                <w:szCs w:val="24"/>
-              </w:rPr>
-              <w:t>пароль</w:t>
-            </w:r>
-            <w:proofErr w:type="spellEnd"/>
-            <w:r>
-              <w:rPr>
-                <w:rStyle w:val="ac"/>
-                <w:rFonts w:ascii="Times New Roman" w:hAnsi="Times New Roman" w:cs="Times New Roman"/>
-                <w:i w:val="0"/>
-                <w:iCs w:val="0"/>
-                <w:sz w:val="24"/>
-                <w:szCs w:val="24"/>
-              </w:rPr>
-              <w:t>»</w:t>
+                <w:lang w:val="ru-RU"/>
+              </w:rPr>
+              <w:t xml:space="preserve"> «Введите логин и пароль»</w:t>
             </w:r>
           </w:p>
         </w:tc>
@@ -4449,117 +4272,21 @@
                 <w:iCs w:val="0"/>
                 <w:sz w:val="24"/>
                 <w:szCs w:val="24"/>
-              </w:rPr>
-            </w:pPr>
-            <w:proofErr w:type="spellStart"/>
-            <w:r>
-              <w:rPr>
-                <w:rStyle w:val="ac"/>
-                <w:rFonts w:ascii="Times New Roman" w:hAnsi="Times New Roman" w:cs="Times New Roman"/>
-                <w:i w:val="0"/>
-                <w:iCs w:val="0"/>
-                <w:sz w:val="24"/>
-                <w:szCs w:val="24"/>
-              </w:rPr>
-              <w:t>Переход</w:t>
-            </w:r>
-            <w:proofErr w:type="spellEnd"/>
-            <w:r>
-              <w:rPr>
-                <w:rStyle w:val="ac"/>
-                <w:rFonts w:ascii="Times New Roman" w:hAnsi="Times New Roman" w:cs="Times New Roman"/>
-                <w:i w:val="0"/>
-                <w:iCs w:val="0"/>
-                <w:sz w:val="24"/>
-                <w:szCs w:val="24"/>
-              </w:rPr>
-              <w:t xml:space="preserve"> </w:t>
-            </w:r>
-            <w:proofErr w:type="spellStart"/>
-            <w:r>
-              <w:rPr>
-                <w:rStyle w:val="ac"/>
-                <w:rFonts w:ascii="Times New Roman" w:hAnsi="Times New Roman" w:cs="Times New Roman"/>
-                <w:i w:val="0"/>
-                <w:iCs w:val="0"/>
-                <w:sz w:val="24"/>
-                <w:szCs w:val="24"/>
-              </w:rPr>
-              <w:t>на</w:t>
-            </w:r>
-            <w:proofErr w:type="spellEnd"/>
-            <w:r>
-              <w:rPr>
-                <w:rStyle w:val="ac"/>
-                <w:rFonts w:ascii="Times New Roman" w:hAnsi="Times New Roman" w:cs="Times New Roman"/>
-                <w:i w:val="0"/>
-                <w:iCs w:val="0"/>
-                <w:sz w:val="24"/>
-                <w:szCs w:val="24"/>
-              </w:rPr>
-              <w:t xml:space="preserve"> </w:t>
-            </w:r>
-            <w:proofErr w:type="spellStart"/>
-            <w:r>
-              <w:rPr>
-                <w:rStyle w:val="ac"/>
-                <w:rFonts w:ascii="Times New Roman" w:hAnsi="Times New Roman" w:cs="Times New Roman"/>
-                <w:i w:val="0"/>
-                <w:iCs w:val="0"/>
-                <w:sz w:val="24"/>
-                <w:szCs w:val="24"/>
-              </w:rPr>
-              <w:t>экран</w:t>
-            </w:r>
-            <w:proofErr w:type="spellEnd"/>
-            <w:r>
-              <w:rPr>
-                <w:rStyle w:val="ac"/>
-                <w:rFonts w:ascii="Times New Roman" w:hAnsi="Times New Roman" w:cs="Times New Roman"/>
-                <w:i w:val="0"/>
-                <w:iCs w:val="0"/>
-                <w:sz w:val="24"/>
-                <w:szCs w:val="24"/>
-              </w:rPr>
-              <w:t xml:space="preserve"> 2, </w:t>
-            </w:r>
-            <w:proofErr w:type="spellStart"/>
-            <w:r>
-              <w:rPr>
-                <w:rStyle w:val="ac"/>
-                <w:rFonts w:ascii="Times New Roman" w:hAnsi="Times New Roman" w:cs="Times New Roman"/>
-                <w:i w:val="0"/>
-                <w:iCs w:val="0"/>
-                <w:sz w:val="24"/>
-                <w:szCs w:val="24"/>
-              </w:rPr>
-              <w:t>данные</w:t>
-            </w:r>
-            <w:proofErr w:type="spellEnd"/>
-            <w:r>
-              <w:rPr>
-                <w:rStyle w:val="ac"/>
-                <w:rFonts w:ascii="Times New Roman" w:hAnsi="Times New Roman" w:cs="Times New Roman"/>
-                <w:i w:val="0"/>
-                <w:iCs w:val="0"/>
-                <w:sz w:val="24"/>
-                <w:szCs w:val="24"/>
-              </w:rPr>
-              <w:t xml:space="preserve"> </w:t>
-            </w:r>
-            <w:proofErr w:type="spellStart"/>
-            <w:r>
-              <w:rPr>
-                <w:rStyle w:val="ac"/>
-                <w:rFonts w:ascii="Times New Roman" w:hAnsi="Times New Roman" w:cs="Times New Roman"/>
-                <w:i w:val="0"/>
-                <w:iCs w:val="0"/>
-                <w:sz w:val="24"/>
-                <w:szCs w:val="24"/>
-              </w:rPr>
-              <w:t>сохранены</w:t>
-            </w:r>
-            <w:proofErr w:type="spellEnd"/>
+                <w:lang w:val="ru-RU"/>
+              </w:rPr>
+            </w:pPr>
+            <w:r>
+              <w:rPr>
+                <w:rStyle w:val="ac"/>
+                <w:rFonts w:ascii="Times New Roman" w:hAnsi="Times New Roman" w:cs="Times New Roman"/>
+                <w:i w:val="0"/>
+                <w:iCs w:val="0"/>
+                <w:sz w:val="24"/>
+                <w:szCs w:val="24"/>
+                <w:lang w:val="ru-RU"/>
+              </w:rPr>
+              <w:t>Переход на экран 2, данные сохранены</w:t>
+            </w:r>
           </w:p>
         </w:tc>
       </w:tr>
@@ -5220,6 +4947,7 @@
                 <w:iCs w:val="0"/>
                 <w:sz w:val="24"/>
                 <w:szCs w:val="24"/>
+                <w:lang w:val="ru-RU"/>
               </w:rPr>
             </w:pPr>
             <w:proofErr w:type="spellStart"/>
@@ -5243,104 +4971,9 @@
                 <w:iCs w:val="0"/>
                 <w:sz w:val="24"/>
                 <w:szCs w:val="24"/>
-              </w:rPr>
-              <w:t xml:space="preserve"> «</w:t>
-            </w:r>
-            <w:proofErr w:type="spellStart"/>
-            <w:r>
-              <w:rPr>
-                <w:rStyle w:val="ac"/>
-                <w:rFonts w:ascii="Times New Roman" w:hAnsi="Times New Roman" w:cs="Times New Roman"/>
-                <w:i w:val="0"/>
-                <w:iCs w:val="0"/>
-                <w:sz w:val="24"/>
-                <w:szCs w:val="24"/>
-              </w:rPr>
-              <w:t>Неверный</w:t>
-            </w:r>
-            <w:proofErr w:type="spellEnd"/>
-            <w:r>
-              <w:rPr>
-                <w:rStyle w:val="ac"/>
-                <w:rFonts w:ascii="Times New Roman" w:hAnsi="Times New Roman" w:cs="Times New Roman"/>
-                <w:i w:val="0"/>
-                <w:iCs w:val="0"/>
-                <w:sz w:val="24"/>
-                <w:szCs w:val="24"/>
-              </w:rPr>
-              <w:t xml:space="preserve"> </w:t>
-            </w:r>
-            <w:proofErr w:type="spellStart"/>
-            <w:r>
-              <w:rPr>
-                <w:rStyle w:val="ac"/>
-                <w:rFonts w:ascii="Times New Roman" w:hAnsi="Times New Roman" w:cs="Times New Roman"/>
-                <w:i w:val="0"/>
-                <w:iCs w:val="0"/>
-                <w:sz w:val="24"/>
-                <w:szCs w:val="24"/>
-              </w:rPr>
-              <w:t>логин</w:t>
-            </w:r>
-            <w:proofErr w:type="spellEnd"/>
-            <w:r>
-              <w:rPr>
-                <w:rStyle w:val="ac"/>
-                <w:rFonts w:ascii="Times New Roman" w:hAnsi="Times New Roman" w:cs="Times New Roman"/>
-                <w:i w:val="0"/>
-                <w:iCs w:val="0"/>
-                <w:sz w:val="24"/>
-                <w:szCs w:val="24"/>
-              </w:rPr>
-              <w:t xml:space="preserve"> </w:t>
-            </w:r>
-            <w:proofErr w:type="spellStart"/>
-            <w:r>
-              <w:rPr>
-                <w:rStyle w:val="ac"/>
-                <w:rFonts w:ascii="Times New Roman" w:hAnsi="Times New Roman" w:cs="Times New Roman"/>
-                <w:i w:val="0"/>
-                <w:iCs w:val="0"/>
-                <w:sz w:val="24"/>
-                <w:szCs w:val="24"/>
-              </w:rPr>
-              <w:t>или</w:t>
-            </w:r>
-            <w:proofErr w:type="spellEnd"/>
-            <w:r>
-              <w:rPr>
-                <w:rStyle w:val="ac"/>
-                <w:rFonts w:ascii="Times New Roman" w:hAnsi="Times New Roman" w:cs="Times New Roman"/>
-                <w:i w:val="0"/>
-                <w:iCs w:val="0"/>
-                <w:sz w:val="24"/>
-                <w:szCs w:val="24"/>
-              </w:rPr>
-              <w:t xml:space="preserve"> </w:t>
-            </w:r>
-            <w:proofErr w:type="spellStart"/>
-            <w:r>
-              <w:rPr>
-                <w:rStyle w:val="ac"/>
-                <w:rFonts w:ascii="Times New Roman" w:hAnsi="Times New Roman" w:cs="Times New Roman"/>
-                <w:i w:val="0"/>
-                <w:iCs w:val="0"/>
-                <w:sz w:val="24"/>
-                <w:szCs w:val="24"/>
-              </w:rPr>
-              <w:t>пароль</w:t>
-            </w:r>
-            <w:proofErr w:type="spellEnd"/>
-            <w:r>
-              <w:rPr>
-                <w:rStyle w:val="ac"/>
-                <w:rFonts w:ascii="Times New Roman" w:hAnsi="Times New Roman" w:cs="Times New Roman"/>
-                <w:i w:val="0"/>
-                <w:iCs w:val="0"/>
-                <w:sz w:val="24"/>
-                <w:szCs w:val="24"/>
-              </w:rPr>
-              <w:t>»</w:t>
+                <w:lang w:val="ru-RU"/>
+              </w:rPr>
+              <w:t xml:space="preserve"> «Неверный логин или пароль»</w:t>
             </w:r>
           </w:p>
         </w:tc>
@@ -6187,114 +5820,31 @@
                 <w:iCs w:val="0"/>
                 <w:sz w:val="24"/>
                 <w:szCs w:val="24"/>
-              </w:rPr>
-            </w:pPr>
-            <w:r>
-              <w:rPr>
-                <w:rStyle w:val="ac"/>
-                <w:rFonts w:ascii="Times New Roman" w:hAnsi="Times New Roman" w:cs="Times New Roman"/>
-                <w:i w:val="0"/>
-                <w:iCs w:val="0"/>
-                <w:sz w:val="24"/>
-                <w:szCs w:val="24"/>
-              </w:rPr>
-              <w:t>Toast «</w:t>
-            </w:r>
-            <w:proofErr w:type="spellStart"/>
-            <w:r>
-              <w:rPr>
-                <w:rStyle w:val="ac"/>
-                <w:rFonts w:ascii="Times New Roman" w:hAnsi="Times New Roman" w:cs="Times New Roman"/>
-                <w:i w:val="0"/>
-                <w:iCs w:val="0"/>
-                <w:sz w:val="24"/>
-                <w:szCs w:val="24"/>
-              </w:rPr>
-              <w:t>Введите</w:t>
-            </w:r>
-            <w:proofErr w:type="spellEnd"/>
-            <w:r>
-              <w:rPr>
-                <w:rStyle w:val="ac"/>
-                <w:rFonts w:ascii="Times New Roman" w:hAnsi="Times New Roman" w:cs="Times New Roman"/>
-                <w:i w:val="0"/>
-                <w:iCs w:val="0"/>
-                <w:sz w:val="24"/>
-                <w:szCs w:val="24"/>
-              </w:rPr>
-              <w:t xml:space="preserve"> 3 </w:t>
-            </w:r>
-            <w:proofErr w:type="spellStart"/>
-            <w:r>
-              <w:rPr>
-                <w:rStyle w:val="ac"/>
-                <w:rFonts w:ascii="Times New Roman" w:hAnsi="Times New Roman" w:cs="Times New Roman"/>
-                <w:i w:val="0"/>
-                <w:iCs w:val="0"/>
-                <w:sz w:val="24"/>
-                <w:szCs w:val="24"/>
-              </w:rPr>
-              <w:t>стороны</w:t>
-            </w:r>
-            <w:proofErr w:type="spellEnd"/>
-            <w:r>
-              <w:rPr>
-                <w:rStyle w:val="ac"/>
-                <w:rFonts w:ascii="Times New Roman" w:hAnsi="Times New Roman" w:cs="Times New Roman"/>
-                <w:i w:val="0"/>
-                <w:iCs w:val="0"/>
-                <w:sz w:val="24"/>
-                <w:szCs w:val="24"/>
-              </w:rPr>
-              <w:t xml:space="preserve"> </w:t>
-            </w:r>
-            <w:proofErr w:type="spellStart"/>
-            <w:r>
-              <w:rPr>
-                <w:rStyle w:val="ac"/>
-                <w:rFonts w:ascii="Times New Roman" w:hAnsi="Times New Roman" w:cs="Times New Roman"/>
-                <w:i w:val="0"/>
-                <w:iCs w:val="0"/>
-                <w:sz w:val="24"/>
-                <w:szCs w:val="24"/>
-              </w:rPr>
-              <w:t>через</w:t>
-            </w:r>
-            <w:proofErr w:type="spellEnd"/>
-            <w:r>
-              <w:rPr>
-                <w:rStyle w:val="ac"/>
-                <w:rFonts w:ascii="Times New Roman" w:hAnsi="Times New Roman" w:cs="Times New Roman"/>
-                <w:i w:val="0"/>
-                <w:iCs w:val="0"/>
-                <w:sz w:val="24"/>
-                <w:szCs w:val="24"/>
-              </w:rPr>
-              <w:t xml:space="preserve"> </w:t>
-            </w:r>
-            <w:proofErr w:type="spellStart"/>
-            <w:r>
-              <w:rPr>
-                <w:rStyle w:val="ac"/>
-                <w:rFonts w:ascii="Times New Roman" w:hAnsi="Times New Roman" w:cs="Times New Roman"/>
-                <w:i w:val="0"/>
-                <w:iCs w:val="0"/>
-                <w:sz w:val="24"/>
-                <w:szCs w:val="24"/>
-              </w:rPr>
-              <w:t>запятую</w:t>
-            </w:r>
-            <w:proofErr w:type="spellEnd"/>
-            <w:r>
-              <w:rPr>
-                <w:rStyle w:val="ac"/>
-                <w:rFonts w:ascii="Times New Roman" w:hAnsi="Times New Roman" w:cs="Times New Roman"/>
-                <w:i w:val="0"/>
-                <w:iCs w:val="0"/>
-                <w:sz w:val="24"/>
-                <w:szCs w:val="24"/>
-              </w:rPr>
-              <w:t>»</w:t>
+                <w:lang w:val="ru-RU"/>
+              </w:rPr>
+            </w:pPr>
+            <w:r>
+              <w:rPr>
+                <w:rStyle w:val="ac"/>
+                <w:rFonts w:ascii="Times New Roman" w:hAnsi="Times New Roman" w:cs="Times New Roman"/>
+                <w:i w:val="0"/>
+                <w:iCs w:val="0"/>
+                <w:sz w:val="24"/>
+                <w:szCs w:val="24"/>
+              </w:rPr>
+              <w:t>Toast</w:t>
+            </w:r>
+            <w:r>
+              <w:rPr>
+                <w:rStyle w:val="ac"/>
+                <w:rFonts w:ascii="Times New Roman" w:hAnsi="Times New Roman" w:cs="Times New Roman"/>
+                <w:i w:val="0"/>
+                <w:iCs w:val="0"/>
+                <w:sz w:val="24"/>
+                <w:szCs w:val="24"/>
+                <w:lang w:val="ru-RU"/>
+              </w:rPr>
+              <w:t xml:space="preserve"> «Введите 3 стороны через запятую»</w:t>
             </w:r>
           </w:p>
         </w:tc>
@@ -6816,104 +6366,32 @@
                 <w:iCs w:val="0"/>
                 <w:sz w:val="24"/>
                 <w:szCs w:val="24"/>
-              </w:rPr>
-            </w:pPr>
-            <w:r>
-              <w:rPr>
-                <w:rStyle w:val="ac"/>
-                <w:rFonts w:ascii="Times New Roman" w:hAnsi="Times New Roman" w:cs="Times New Roman"/>
-                <w:i w:val="0"/>
-                <w:iCs w:val="0"/>
-                <w:sz w:val="24"/>
-                <w:szCs w:val="24"/>
-              </w:rPr>
-              <w:t>Spinner: «</w:t>
-            </w:r>
-            <w:proofErr w:type="spellStart"/>
-            <w:r>
-              <w:rPr>
-                <w:rStyle w:val="ac"/>
-                <w:rFonts w:ascii="Times New Roman" w:hAnsi="Times New Roman" w:cs="Times New Roman"/>
-                <w:i w:val="0"/>
-                <w:iCs w:val="0"/>
-                <w:sz w:val="24"/>
-                <w:szCs w:val="24"/>
-              </w:rPr>
-              <w:t>Выберите</w:t>
-            </w:r>
-            <w:proofErr w:type="spellEnd"/>
-            <w:r>
-              <w:rPr>
-                <w:rStyle w:val="ac"/>
-                <w:rFonts w:ascii="Times New Roman" w:hAnsi="Times New Roman" w:cs="Times New Roman"/>
-                <w:i w:val="0"/>
-                <w:iCs w:val="0"/>
-                <w:sz w:val="24"/>
-                <w:szCs w:val="24"/>
-              </w:rPr>
-              <w:t xml:space="preserve"> </w:t>
-            </w:r>
-            <w:proofErr w:type="spellStart"/>
-            <w:r>
-              <w:rPr>
-                <w:rStyle w:val="ac"/>
-                <w:rFonts w:ascii="Times New Roman" w:hAnsi="Times New Roman" w:cs="Times New Roman"/>
-                <w:i w:val="0"/>
-                <w:iCs w:val="0"/>
-                <w:sz w:val="24"/>
-                <w:szCs w:val="24"/>
-              </w:rPr>
-              <w:t>фигуру</w:t>
-            </w:r>
-            <w:proofErr w:type="spellEnd"/>
-            <w:r>
-              <w:rPr>
-                <w:rStyle w:val="ac"/>
-                <w:rFonts w:ascii="Times New Roman" w:hAnsi="Times New Roman" w:cs="Times New Roman"/>
-                <w:i w:val="0"/>
-                <w:iCs w:val="0"/>
-                <w:sz w:val="24"/>
-                <w:szCs w:val="24"/>
-              </w:rPr>
-              <w:t xml:space="preserve">», </w:t>
-            </w:r>
-            <w:proofErr w:type="spellStart"/>
-            <w:r>
-              <w:rPr>
-                <w:rStyle w:val="ac"/>
-                <w:rFonts w:ascii="Times New Roman" w:hAnsi="Times New Roman" w:cs="Times New Roman"/>
-                <w:i w:val="0"/>
-                <w:iCs w:val="0"/>
-                <w:sz w:val="24"/>
-                <w:szCs w:val="24"/>
-              </w:rPr>
-              <w:t>нажатие</w:t>
-            </w:r>
-            <w:proofErr w:type="spellEnd"/>
-            <w:r>
-              <w:rPr>
-                <w:rStyle w:val="ac"/>
-                <w:rFonts w:ascii="Times New Roman" w:hAnsi="Times New Roman" w:cs="Times New Roman"/>
-                <w:i w:val="0"/>
-                <w:iCs w:val="0"/>
-                <w:sz w:val="24"/>
-                <w:szCs w:val="24"/>
-              </w:rPr>
-              <w:t xml:space="preserve"> </w:t>
-            </w:r>
-            <w:proofErr w:type="spellStart"/>
-            <w:r>
-              <w:rPr>
-                <w:rStyle w:val="ac"/>
-                <w:rFonts w:ascii="Times New Roman" w:hAnsi="Times New Roman" w:cs="Times New Roman"/>
-                <w:i w:val="0"/>
-                <w:iCs w:val="0"/>
-                <w:sz w:val="24"/>
-                <w:szCs w:val="24"/>
-              </w:rPr>
-              <w:t>кнопки</w:t>
-            </w:r>
-            <w:proofErr w:type="spellEnd"/>
+                <w:lang w:val="ru-RU"/>
+              </w:rPr>
+            </w:pPr>
+            <w:r>
+              <w:rPr>
+                <w:rStyle w:val="ac"/>
+                <w:rFonts w:ascii="Times New Roman" w:hAnsi="Times New Roman" w:cs="Times New Roman"/>
+                <w:i w:val="0"/>
+                <w:iCs w:val="0"/>
+                <w:sz w:val="24"/>
+                <w:szCs w:val="24"/>
+              </w:rPr>
+              <w:t>Spinner</w:t>
+            </w:r>
+            <w:r>
+              <w:rPr>
+                <w:rStyle w:val="ac"/>
+                <w:rFonts w:ascii="Times New Roman" w:hAnsi="Times New Roman" w:cs="Times New Roman"/>
+                <w:i w:val="0"/>
+                <w:iCs w:val="0"/>
+                <w:sz w:val="24"/>
+                <w:szCs w:val="24"/>
+                <w:lang w:val="ru-RU"/>
+              </w:rPr>
+              <w:t>: «Выберите фигуру», нажатие кнопки</w:t>
+            </w:r>
           </w:p>
         </w:tc>
         <w:tc>
@@ -7345,7 +6823,7 @@
           <w:lang w:val="ru-RU"/>
         </w:rPr>
       </w:pPr>
-      <w:bookmarkStart w:id="7" w:name="_Toc118960346"/>
+      <w:bookmarkStart w:id="5" w:name="_Toc241228083"/>
       <w:r>
         <w:rPr>
           <w:rFonts w:ascii="Times New Roman" w:hAnsi="Times New Roman" w:cs="Times New Roman"/>
@@ -7356,7 +6834,7 @@
         </w:rPr>
         <w:t>Используемые инструменты</w:t>
       </w:r>
-      <w:bookmarkEnd w:id="7"/>
+      <w:bookmarkEnd w:id="5"/>
     </w:p>
     <w:tbl>
       <w:tblPr>
@@ -7525,55 +7003,34 @@
               <w:pStyle w:val="a8"/>
               <w:rPr>
                 <w:rFonts w:ascii="Times New Roman" w:hAnsi="Times New Roman" w:cs="Times New Roman"/>
-              </w:rPr>
-            </w:pPr>
-            <w:r>
-              <w:rPr>
-                <w:rFonts w:ascii="Times New Roman" w:hAnsi="Times New Roman" w:cs="Times New Roman"/>
-              </w:rPr>
-              <w:t>Android Studio (</w:t>
-            </w:r>
-            <w:proofErr w:type="spellStart"/>
-            <w:r>
-              <w:rPr>
-                <w:rFonts w:ascii="Times New Roman" w:hAnsi="Times New Roman" w:cs="Times New Roman"/>
-              </w:rPr>
-              <w:t>последняя</w:t>
-            </w:r>
-            <w:proofErr w:type="spellEnd"/>
-            <w:r>
-              <w:rPr>
-                <w:rFonts w:ascii="Times New Roman" w:hAnsi="Times New Roman" w:cs="Times New Roman"/>
+                <w:lang w:val="ru-RU"/>
+              </w:rPr>
+            </w:pPr>
+            <w:r>
+              <w:rPr>
+                <w:rFonts w:ascii="Times New Roman" w:hAnsi="Times New Roman" w:cs="Times New Roman"/>
+              </w:rPr>
+              <w:t>Android</w:t>
+            </w:r>
+            <w:r>
+              <w:rPr>
+                <w:rFonts w:ascii="Times New Roman" w:hAnsi="Times New Roman" w:cs="Times New Roman"/>
+                <w:lang w:val="ru-RU"/>
               </w:rPr>
               <w:t xml:space="preserve"> </w:t>
             </w:r>
-            <w:proofErr w:type="spellStart"/>
-            <w:r>
-              <w:rPr>
-                <w:rFonts w:ascii="Times New Roman" w:hAnsi="Times New Roman" w:cs="Times New Roman"/>
-              </w:rPr>
-              <w:t>стабильная</w:t>
-            </w:r>
-            <w:proofErr w:type="spellEnd"/>
-            <w:r>
-              <w:rPr>
-                <w:rFonts w:ascii="Times New Roman" w:hAnsi="Times New Roman" w:cs="Times New Roman"/>
-              </w:rPr>
-              <w:t xml:space="preserve"> </w:t>
-            </w:r>
-            <w:proofErr w:type="spellStart"/>
-            <w:r>
-              <w:rPr>
-                <w:rFonts w:ascii="Times New Roman" w:hAnsi="Times New Roman" w:cs="Times New Roman"/>
-              </w:rPr>
-              <w:t>версия</w:t>
-            </w:r>
-            <w:proofErr w:type="spellEnd"/>
-            <w:r>
-              <w:rPr>
-                <w:rFonts w:ascii="Times New Roman" w:hAnsi="Times New Roman" w:cs="Times New Roman"/>
-              </w:rPr>
-              <w:t>)</w:t>
+            <w:r>
+              <w:rPr>
+                <w:rFonts w:ascii="Times New Roman" w:hAnsi="Times New Roman" w:cs="Times New Roman"/>
+              </w:rPr>
+              <w:t>Studio</w:t>
+            </w:r>
+            <w:r>
+              <w:rPr>
+                <w:rFonts w:ascii="Times New Roman" w:hAnsi="Times New Roman" w:cs="Times New Roman"/>
+                <w:lang w:val="ru-RU"/>
+              </w:rPr>
+              <w:t xml:space="preserve"> (последняя стабильная версия)</w:t>
             </w:r>
           </w:p>
         </w:tc>
@@ -8057,7 +7514,7 @@
           <w:lang w:val="ru-RU"/>
         </w:rPr>
       </w:pPr>
-      <w:bookmarkStart w:id="8" w:name="_Toc118960347"/>
+      <w:bookmarkStart w:id="6" w:name="_Toc241228084"/>
       <w:r>
         <w:rPr>
           <w:rFonts w:ascii="Times New Roman" w:hAnsi="Times New Roman" w:cs="Times New Roman"/>
@@ -8068,7 +7525,7 @@
         </w:rPr>
         <w:t>Описание пользовательского интерфейса</w:t>
       </w:r>
-      <w:bookmarkEnd w:id="8"/>
+      <w:bookmarkEnd w:id="6"/>
     </w:p>
     <w:tbl>
       <w:tblPr>
@@ -8730,7 +8187,7 @@
           <w:lang w:val="ru-RU"/>
         </w:rPr>
       </w:pPr>
-      <w:bookmarkStart w:id="9" w:name="_Toc118960348"/>
+      <w:bookmarkStart w:id="7" w:name="_Toc241228085"/>
       <w:r>
         <w:rPr>
           <w:rFonts w:ascii="Times New Roman" w:hAnsi="Times New Roman" w:cs="Times New Roman"/>
@@ -8790,7 +8247,7 @@
         </w:rPr>
         <w:t>экранов)</w:t>
       </w:r>
-      <w:bookmarkEnd w:id="9"/>
+      <w:bookmarkEnd w:id="7"/>
     </w:p>
     <w:p>
       <w:pPr>
@@ -8833,6 +8290,7 @@
       <w:r>
         <w:rPr>
           <w:rFonts w:ascii="Times New Roman" w:hAnsi="Times New Roman" w:cs="Times New Roman"/>
+          <w:noProof/>
           <w:sz w:val="28"/>
           <w:szCs w:val="28"/>
           <w:lang w:val="ru-RU"/>
